--- a/UseCase_and_POC_Summary.docx
+++ b/UseCase_and_POC_Summary.docx
@@ -14,12 +14,12 @@
           <w:sz w:val="44"/>
           <w:szCs w:val="44"/>
         </w:rPr>
-        <w:t xml:space="preserve">Claims Authentication POC</w:t>
-      </w:r>
-    </w:p>
-    <w:p>
-      <w:pPr>
-        <w:spacing w:after="400"/>
+        <w:t xml:space="preserve">Healthcare Claims Authentication POC</w:t>
+      </w:r>
+    </w:p>
+    <w:p>
+      <w:pPr>
+        <w:spacing w:after="300"/>
       </w:pPr>
       <w:r>
         <w:rPr>
@@ -32,6 +32,21 @@
     </w:p>
     <w:p>
       <w:pPr>
+        <w:spacing w:after="300"/>
+      </w:pPr>
+      <w:r>
+        <w:rPr>
+          <w:i/>
+          <w:iCs/>
+          <w:color w:val="666666"/>
+          <w:sz w:val="20"/>
+          <w:szCs w:val="20"/>
+        </w:rPr>
+        <w:t xml:space="preserve">Final version — covers all five POC scripts</w:t>
+      </w:r>
+    </w:p>
+    <w:p>
+      <w:pPr>
         <w:pStyle w:val="Heading1"/>
         <w:spacing w:after="150" w:before="300"/>
       </w:pPr>
@@ -44,7 +59,7 @@
         <w:spacing w:after="160"/>
       </w:pPr>
       <w:r>
-        <w:t xml:space="preserve">Insurance claims processing today relies heavily on manual review for identity verification, policy coverage validation, and fraud triage. This is slow, inconsistent across reviewers, and expensive to scale as claim volume grows. Fraud signals in particular are easy to miss when a human reviewer has no fast way to check a new claim against the pattern of prior confirmed fraud cases.</w:t>
+        <w:t xml:space="preserve">Health plan claims processing today relies heavily on manual review for member identity verification, insurance coverage validation, and fraud/waste/abuse (FWA) triage. This is slow, inconsistent across reviewers, and expensive to scale as claim volume grows. FWA signals are easy to miss when a human reviewer has no fast way to check a new claim against known FWA patterns, and no structured way to reason over a claim narrative against actual billing guidelines rather than just its coded fields.</w:t>
       </w:r>
     </w:p>
     <w:p>
@@ -52,7 +67,7 @@
         <w:spacing w:after="160"/>
       </w:pPr>
       <w:r>
-        <w:t xml:space="preserve">This POC demonstrates an agentic orchestration approach to claims authentication: a defined, auditable workflow that automates the mechanical steps (identity check, policy check, similarity search against known fraud patterns) while explicitly routing anything ambiguous or high-risk to a human investigator before a final decision is made.</w:t>
+        <w:t xml:space="preserve">This POC demonstrates an agentic orchestration approach to claims authentication: a defined, auditable workflow that automates the mechanical steps (identity check, coverage check, hybrid similarity search, guideline-grounded LLM reasoning) while making the automation's own confidence explicit — auto-deciding only where the evidence is strong, and routing everything else, including any tool or model failure, to a human Special Investigations Unit (SIU) reviewer.</w:t>
       </w:r>
     </w:p>
     <w:p>
@@ -69,85 +84,98 @@
         <w:spacing w:after="160"/>
       </w:pPr>
       <w:r>
-        <w:t xml:space="preserve">Demonstrate, on a small but structurally complete workflow, that an agentic pipeline built on LangGraph can:</w:t>
-      </w:r>
-    </w:p>
-    <w:p>
-      <w:pPr>
-        <w:pStyle w:val="ListParagraph"/>
-        <w:numPr>
-          <w:ilvl w:val="0"/>
-          <w:numId w:val="2"/>
-        </w:numPr>
-        <w:spacing w:after="80"/>
-      </w:pPr>
-      <w:r>
-        <w:t xml:space="preserve">Verify claimant identity and policy coverage as discrete, auditable steps</w:t>
-      </w:r>
-    </w:p>
-    <w:p>
-      <w:pPr>
-        <w:pStyle w:val="ListParagraph"/>
-        <w:numPr>
-          <w:ilvl w:val="0"/>
-          <w:numId w:val="2"/>
-        </w:numPr>
-        <w:spacing w:after="80"/>
-      </w:pPr>
-      <w:r>
-        <w:t xml:space="preserve">Generate a semantic embedding of the claim narrative and check it against a vector store of known fraud cases</w:t>
-      </w:r>
-    </w:p>
-    <w:p>
-      <w:pPr>
-        <w:pStyle w:val="ListParagraph"/>
-        <w:numPr>
-          <w:ilvl w:val="0"/>
-          <w:numId w:val="2"/>
-        </w:numPr>
-        <w:spacing w:after="80"/>
-      </w:pPr>
-      <w:r>
-        <w:t xml:space="preserve">Apply deterministic + similarity-based fraud rules to route each claim to the correct outcome</w:t>
-      </w:r>
-    </w:p>
-    <w:p>
-      <w:pPr>
-        <w:pStyle w:val="ListParagraph"/>
-        <w:numPr>
-          <w:ilvl w:val="0"/>
-          <w:numId w:val="2"/>
-        </w:numPr>
-        <w:spacing w:after="80"/>
-      </w:pPr>
-      <w:r>
-        <w:t xml:space="preserve">Automatically notify a human investigator when a claim is flagged, and pause execution until that human provides a decision</w:t>
-      </w:r>
-    </w:p>
-    <w:p>
-      <w:pPr>
-        <w:pStyle w:val="ListParagraph"/>
-        <w:numPr>
-          <w:ilvl w:val="0"/>
-          <w:numId w:val="2"/>
-        </w:numPr>
-        <w:spacing w:after="80"/>
-      </w:pPr>
-      <w:r>
-        <w:t xml:space="preserve">Resume from exactly where it left off after a transient failure, without re-running steps that already completed</w:t>
-      </w:r>
-    </w:p>
-    <w:p>
-      <w:pPr>
-        <w:pStyle w:val="ListParagraph"/>
-        <w:numPr>
-          <w:ilvl w:val="0"/>
-          <w:numId w:val="2"/>
-        </w:numPr>
-        <w:spacing w:after="80"/>
-      </w:pPr>
-      <w:r>
-        <w:t xml:space="preserve">Persist full state and decision history for every claim, for audit purposes</w:t>
+        <w:t xml:space="preserve">Demonstrate, across five incrementally-built scripts, that an agentic pipeline built on LangGraph can:</w:t>
+      </w:r>
+    </w:p>
+    <w:p>
+      <w:pPr>
+        <w:pStyle w:val="ListParagraph"/>
+        <w:numPr>
+          <w:ilvl w:val="0"/>
+          <w:numId w:val="2"/>
+        </w:numPr>
+        <w:spacing w:after="80"/>
+      </w:pPr>
+      <w:r>
+        <w:t xml:space="preserve">Verify patient identity and insurance coverage as discrete, auditable steps</w:t>
+      </w:r>
+    </w:p>
+    <w:p>
+      <w:pPr>
+        <w:pStyle w:val="ListParagraph"/>
+        <w:numPr>
+          <w:ilvl w:val="0"/>
+          <w:numId w:val="2"/>
+        </w:numPr>
+        <w:spacing w:after="80"/>
+      </w:pPr>
+      <w:r>
+        <w:t xml:space="preserve">Generate a semantic embedding of the claim narrative, cache it, and check it against known FWA cases using hybrid retrieval (dense similarity + BM25 keyword search, fused)</w:t>
+      </w:r>
+    </w:p>
+    <w:p>
+      <w:pPr>
+        <w:pStyle w:val="ListParagraph"/>
+        <w:numPr>
+          <w:ilvl w:val="0"/>
+          <w:numId w:val="2"/>
+        </w:numPr>
+        <w:spacing w:after="80"/>
+      </w:pPr>
+      <w:r>
+        <w:t xml:space="preserve">Ground LLM reasoning in retrieved source text — actual billing guideline excerpts, not just a bare similarity score — and instruct the model to answer only from what's retrieved</w:t>
+      </w:r>
+    </w:p>
+    <w:p>
+      <w:pPr>
+        <w:pStyle w:val="ListParagraph"/>
+        <w:numPr>
+          <w:ilvl w:val="0"/>
+          <w:numId w:val="2"/>
+        </w:numPr>
+        <w:spacing w:after="80"/>
+      </w:pPr>
+      <w:r>
+        <w:t xml:space="preserve">Guard both sides of the LLM call — blocking malicious/malformed input before it reaches any external service, and validating the LLM's output before it is trusted, failing closed to human review if it can't be validated</w:t>
+      </w:r>
+    </w:p>
+    <w:p>
+      <w:pPr>
+        <w:pStyle w:val="ListParagraph"/>
+        <w:numPr>
+          <w:ilvl w:val="0"/>
+          <w:numId w:val="2"/>
+        </w:numPr>
+        <w:spacing w:after="80"/>
+      </w:pPr>
+      <w:r>
+        <w:t xml:space="preserve">Use the LLM's own confidence, not just its recommendation, to drive a three-way decision: auto-approve, auto-reject, or send to a human — reserving automation for the cases where the evidence actually supports it</w:t>
+      </w:r>
+    </w:p>
+    <w:p>
+      <w:pPr>
+        <w:pStyle w:val="ListParagraph"/>
+        <w:numPr>
+          <w:ilvl w:val="0"/>
+          <w:numId w:val="2"/>
+        </w:numPr>
+        <w:spacing w:after="80"/>
+      </w:pPr>
+      <w:r>
+        <w:t xml:space="preserve">Track tool reliability separately from content validity — a circuit breaker escalates to human review after repeated Pinecone/BM25 failures, distinct from the guardrails' content checks</w:t>
+      </w:r>
+    </w:p>
+    <w:p>
+      <w:pPr>
+        <w:pStyle w:val="ListParagraph"/>
+        <w:numPr>
+          <w:ilvl w:val="0"/>
+          <w:numId w:val="2"/>
+        </w:numPr>
+        <w:spacing w:after="80"/>
+      </w:pPr>
+      <w:r>
+        <w:t xml:space="preserve">Resume from exactly where it left off after a transient failure, without re-running steps that already completed, and avoid redundant external calls via a persistent cache</w:t>
       </w:r>
     </w:p>
     <w:p>
@@ -191,7 +219,85 @@
         <w:spacing w:after="80"/>
       </w:pPr>
       <w:r>
-        <w:t xml:space="preserve">Integration points for Cohere (embeddings), Pinecone (vector similarity search), and Zapier (notification) — built against the real SDKs, running in a deterministic mock mode by default so the POC runs with no external cost or API keys</w:t>
+        <w:t xml:space="preserve">Integration points for Cohere (embeddings), Pinecone (dense retrieval), Zapier (notification), and Anthropic (LLM reasoning) — built against the real SDKs, running in a deterministic mock mode by default so the POC runs with no external cost or API keys</w:t>
+      </w:r>
+    </w:p>
+    <w:p>
+      <w:pPr>
+        <w:pStyle w:val="ListParagraph"/>
+        <w:numPr>
+          <w:ilvl w:val="0"/>
+          <w:numId w:val="2"/>
+        </w:numPr>
+        <w:spacing w:after="80"/>
+      </w:pPr>
+      <w:r>
+        <w:t xml:space="preserve">Hybrid retrieval combining Pinecone dense search with a real BM25 keyword search (rank_bm25), fused into a single ranking</w:t>
+      </w:r>
+    </w:p>
+    <w:p>
+      <w:pPr>
+        <w:pStyle w:val="ListParagraph"/>
+        <w:numPr>
+          <w:ilvl w:val="0"/>
+          <w:numId w:val="2"/>
+        </w:numPr>
+        <w:spacing w:after="80"/>
+      </w:pPr>
+      <w:r>
+        <w:t xml:space="preserve">RAG grounding: LLM reasoning is grounded in retrieved billing-guideline text, not just a similarity score</w:t>
+      </w:r>
+    </w:p>
+    <w:p>
+      <w:pPr>
+        <w:pStyle w:val="ListParagraph"/>
+        <w:numPr>
+          <w:ilvl w:val="0"/>
+          <w:numId w:val="2"/>
+        </w:numPr>
+        <w:spacing w:after="80"/>
+      </w:pPr>
+      <w:r>
+        <w:t xml:space="preserve">Input and output guardrails around the LLM reasoning step, with a fail-closed design</w:t>
+      </w:r>
+    </w:p>
+    <w:p>
+      <w:pPr>
+        <w:pStyle w:val="ListParagraph"/>
+        <w:numPr>
+          <w:ilvl w:val="0"/>
+          <w:numId w:val="2"/>
+        </w:numPr>
+        <w:spacing w:after="80"/>
+      </w:pPr>
+      <w:r>
+        <w:t xml:space="preserve">A circuit breaker, distinct from the guardrails, tracking tool-call reliability and escalating after repeated failures</w:t>
+      </w:r>
+    </w:p>
+    <w:p>
+      <w:pPr>
+        <w:pStyle w:val="ListParagraph"/>
+        <w:numPr>
+          <w:ilvl w:val="0"/>
+          <w:numId w:val="2"/>
+        </w:numPr>
+        <w:spacing w:after="80"/>
+      </w:pPr>
+      <w:r>
+        <w:t xml:space="preserve">A confidence-driven three-way decision gate (auto-approve / auto-reject / human review)</w:t>
+      </w:r>
+    </w:p>
+    <w:p>
+      <w:pPr>
+        <w:pStyle w:val="ListParagraph"/>
+        <w:numPr>
+          <w:ilvl w:val="0"/>
+          <w:numId w:val="2"/>
+        </w:numPr>
+        <w:spacing w:after="80"/>
+      </w:pPr>
+      <w:r>
+        <w:t xml:space="preserve">A persistent embedding cache, separate from the workflow checkpointer</w:t>
       </w:r>
     </w:p>
     <w:p>
@@ -217,7 +323,7 @@
         <w:spacing w:after="80"/>
       </w:pPr>
       <w:r>
-        <w:t xml:space="preserve">Three runnable scripts demonstrating incrementally: (1) generic failure-recovery mechanics, (2) the claims workflow with a mock human gate, (3) the same workflow with real integration points wired in</w:t>
+        <w:t xml:space="preserve">Five runnable scripts demonstrating incrementally: (1) generic failure-recovery mechanics, (2) the claims workflow with a mock human gate, (3) real Cohere/Pinecone/Zapier integration points, (4) LLM reasoning with guardrails and caching, (5) hybrid retrieval, RAG grounding, the confidence gate, and the circuit breaker</w:t>
       </w:r>
     </w:p>
     <w:p>
@@ -239,59 +345,72 @@
         <w:spacing w:after="80"/>
       </w:pPr>
       <w:r>
-        <w:t xml:space="preserve">Production-grade security (auth, encryption at rest/in transit, PII handling, secrets management)</w:t>
-      </w:r>
-    </w:p>
-    <w:p>
-      <w:pPr>
-        <w:pStyle w:val="ListParagraph"/>
-        <w:numPr>
-          <w:ilvl w:val="0"/>
-          <w:numId w:val="2"/>
-        </w:numPr>
-        <w:spacing w:after="80"/>
-      </w:pPr>
-      <w:r>
-        <w:t xml:space="preserve">A real fraud model — fraud detection here is illustrative rule-based + mock similarity logic, not a trained classifier</w:t>
-      </w:r>
-    </w:p>
-    <w:p>
-      <w:pPr>
-        <w:pStyle w:val="ListParagraph"/>
-        <w:numPr>
-          <w:ilvl w:val="0"/>
-          <w:numId w:val="2"/>
-        </w:numPr>
-        <w:spacing w:after="80"/>
-      </w:pPr>
-      <w:r>
-        <w:t xml:space="preserve">A production UI for the investigator review queue</w:t>
-      </w:r>
-    </w:p>
-    <w:p>
-      <w:pPr>
-        <w:pStyle w:val="ListParagraph"/>
-        <w:numPr>
-          <w:ilvl w:val="0"/>
-          <w:numId w:val="2"/>
-        </w:numPr>
-        <w:spacing w:after="80"/>
-      </w:pPr>
-      <w:r>
-        <w:t xml:space="preserve">Load testing, multi-tenant support, or SLA-bound performance</w:t>
-      </w:r>
-    </w:p>
-    <w:p>
-      <w:pPr>
-        <w:pStyle w:val="ListParagraph"/>
-        <w:numPr>
-          <w:ilvl w:val="0"/>
-          <w:numId w:val="2"/>
-        </w:numPr>
-        <w:spacing w:after="80"/>
-      </w:pPr>
-      <w:r>
-        <w:t xml:space="preserve">Formal compliance review (e.g., for regulated insurance workflows)</w:t>
+        <w:t xml:space="preserve">Production-grade security (auth, encryption at rest/in transit, PHI handling, secrets management, signed BAAs with vendors)</w:t>
+      </w:r>
+    </w:p>
+    <w:p>
+      <w:pPr>
+        <w:pStyle w:val="ListParagraph"/>
+        <w:numPr>
+          <w:ilvl w:val="0"/>
+          <w:numId w:val="2"/>
+        </w:numPr>
+        <w:spacing w:after="80"/>
+      </w:pPr>
+      <w:r>
+        <w:t xml:space="preserve">A trained fraud model — fraud detection combines deterministic rules, hybrid similarity, and LLM reasoning, not a model trained on labeled claims data</w:t>
+      </w:r>
+    </w:p>
+    <w:p>
+      <w:pPr>
+        <w:pStyle w:val="ListParagraph"/>
+        <w:numPr>
+          <w:ilvl w:val="0"/>
+          <w:numId w:val="2"/>
+        </w:numPr>
+        <w:spacing w:after="80"/>
+      </w:pPr>
+      <w:r>
+        <w:t xml:space="preserve">Calibration of the decision gate's confidence thresholds against real labeled outcomes — the current thresholds are illustrative starting points</w:t>
+      </w:r>
+    </w:p>
+    <w:p>
+      <w:pPr>
+        <w:pStyle w:val="ListParagraph"/>
+        <w:numPr>
+          <w:ilvl w:val="0"/>
+          <w:numId w:val="2"/>
+        </w:numPr>
+        <w:spacing w:after="80"/>
+      </w:pPr>
+      <w:r>
+        <w:t xml:space="preserve">A production UI for the SIU review queue</w:t>
+      </w:r>
+    </w:p>
+    <w:p>
+      <w:pPr>
+        <w:pStyle w:val="ListParagraph"/>
+        <w:numPr>
+          <w:ilvl w:val="0"/>
+          <w:numId w:val="2"/>
+        </w:numPr>
+        <w:spacing w:after="80"/>
+      </w:pPr>
+      <w:r>
+        <w:t xml:space="preserve">Multi-tenancy, load testing, or SLA-bound performance</w:t>
+      </w:r>
+    </w:p>
+    <w:p>
+      <w:pPr>
+        <w:pStyle w:val="ListParagraph"/>
+        <w:numPr>
+          <w:ilvl w:val="0"/>
+          <w:numId w:val="2"/>
+        </w:numPr>
+        <w:spacing w:after="80"/>
+      </w:pPr>
+      <w:r>
+        <w:t xml:space="preserve">Formal compliance review (e.g., HIPAA audit readiness)</w:t>
       </w:r>
     </w:p>
     <w:p>
@@ -403,7 +522,7 @@
           </w:tcPr>
           <w:p>
             <w:r>
-              <w:t xml:space="preserve">Two routing points: identity pass/fail, and fraud-flag present/absent, each implemented as a plain Python function reading state</w:t>
+              <w:t xml:space="preserve">Routing points for identity, input-guardrail, tool-call success/failure, output-guardrail, and the three-way confidence decision, each a plain Python function reading state</w:t>
             </w:r>
           </w:p>
         </w:tc>
@@ -445,7 +564,7 @@
                 <w:b/>
                 <w:bCs/>
               </w:rPr>
-              <w:t xml:space="preserve">Human-in-the-loop control</w:t>
+              <w:t xml:space="preserve">Hybrid retrieval</w:t>
             </w:r>
           </w:p>
         </w:tc>
@@ -455,7 +574,7 @@
           </w:tcPr>
           <w:p>
             <w:r>
-              <w:t xml:space="preserve">interrupt_before halts the graph before the investigator-routing node; a human calls update_state() to inject a decision, then the graph resumes</w:t>
+              <w:t xml:space="preserve">check_similar_fraud_cases_hybrid fuses Pinecone dense similarity with a real BM25 keyword search (rank_bm25) into one ranked result</w:t>
             </w:r>
           </w:p>
         </w:tc>
@@ -471,7 +590,7 @@
                 <w:b/>
                 <w:bCs/>
               </w:rPr>
-              <w:t xml:space="preserve">External tool integration</w:t>
+              <w:t xml:space="preserve">RAG grounding</w:t>
             </w:r>
           </w:p>
         </w:tc>
@@ -481,7 +600,137 @@
           </w:tcPr>
           <w:p>
             <w:r>
-              <w:t xml:space="preserve">Cohere embedding call, Pinecone similarity query, and Zapier webhook notification are all wired as real SDK calls behind a live/mock toggle</w:t>
+              <w:t xml:space="preserve">retrieve_guidelines retrieves actual billing-guideline text via the same hybrid approach; that text is placed directly in the LLM prompt with an explicit answer-only-from-what's-provided instruction</w:t>
+            </w:r>
+          </w:p>
+        </w:tc>
+      </w:tr>
+      <w:tr>
+        <w:tc>
+          <w:tcPr>
+            <w:tcW w:type="dxa" w:w="3100"/>
+          </w:tcPr>
+          <w:p>
+            <w:r>
+              <w:rPr>
+                <w:b/>
+                <w:bCs/>
+              </w:rPr>
+              <w:t xml:space="preserve">Confidence-driven automation</w:t>
+            </w:r>
+          </w:p>
+        </w:tc>
+        <w:tc>
+          <w:tcPr>
+            <w:tcW w:type="dxa" w:w="6250"/>
+          </w:tcPr>
+          <w:p>
+            <w:r>
+              <w:t xml:space="preserve">confidence_decision_gate reads the LLM's recommended_action AND confidence together, auto-approving or auto-rejecting only above defined thresholds and routing everything else to a human</w:t>
+            </w:r>
+          </w:p>
+        </w:tc>
+      </w:tr>
+      <w:tr>
+        <w:tc>
+          <w:tcPr>
+            <w:tcW w:type="dxa" w:w="3100"/>
+          </w:tcPr>
+          <w:p>
+            <w:r>
+              <w:rPr>
+                <w:b/>
+                <w:bCs/>
+              </w:rPr>
+              <w:t xml:space="preserve">A circuit breaker distinct from guardrails</w:t>
+            </w:r>
+          </w:p>
+        </w:tc>
+        <w:tc>
+          <w:tcPr>
+            <w:tcW w:type="dxa" w:w="6250"/>
+          </w:tcPr>
+          <w:p>
+            <w:r>
+              <w:t xml:space="preserve">check_similar_fraud_cases_hybrid retries on tool failure up to MAX_TOOL_ERRORS, then escalates to human review without ever reaching the LLM — a reliability concern, not a content-validity one</w:t>
+            </w:r>
+          </w:p>
+        </w:tc>
+      </w:tr>
+      <w:tr>
+        <w:tc>
+          <w:tcPr>
+            <w:tcW w:type="dxa" w:w="3100"/>
+          </w:tcPr>
+          <w:p>
+            <w:r>
+              <w:rPr>
+                <w:b/>
+                <w:bCs/>
+              </w:rPr>
+              <w:t xml:space="preserve">Guardrails on both sides of the LLM</w:t>
+            </w:r>
+          </w:p>
+        </w:tc>
+        <w:tc>
+          <w:tcPr>
+            <w:tcW w:type="dxa" w:w="6250"/>
+          </w:tcPr>
+          <w:p>
+            <w:r>
+              <w:t xml:space="preserve">An input guardrail blocks prompt-injection / unredacted-PHI narratives before any external call; an output guardrail validates the LLM's response and fails closed to human review if it can't be trusted</w:t>
+            </w:r>
+          </w:p>
+        </w:tc>
+      </w:tr>
+      <w:tr>
+        <w:tc>
+          <w:tcPr>
+            <w:tcW w:type="dxa" w:w="3100"/>
+          </w:tcPr>
+          <w:p>
+            <w:r>
+              <w:rPr>
+                <w:b/>
+                <w:bCs/>
+              </w:rPr>
+              <w:t xml:space="preserve">Caching</w:t>
+            </w:r>
+          </w:p>
+        </w:tc>
+        <w:tc>
+          <w:tcPr>
+            <w:tcW w:type="dxa" w:w="6250"/>
+          </w:tcPr>
+          <w:p>
+            <w:r>
+              <w:t xml:space="preserve">check_narrative_embedding looks up a persistent SQLite cache keyed by a hash of the narrative before calling Cohere, avoiding redundant embedding calls for repeated narratives</w:t>
+            </w:r>
+          </w:p>
+        </w:tc>
+      </w:tr>
+      <w:tr>
+        <w:tc>
+          <w:tcPr>
+            <w:tcW w:type="dxa" w:w="3100"/>
+          </w:tcPr>
+          <w:p>
+            <w:r>
+              <w:rPr>
+                <w:b/>
+                <w:bCs/>
+              </w:rPr>
+              <w:t xml:space="preserve">Human-in-the-loop control</w:t>
+            </w:r>
+          </w:p>
+        </w:tc>
+        <w:tc>
+          <w:tcPr>
+            <w:tcW w:type="dxa" w:w="6250"/>
+          </w:tcPr>
+          <w:p>
+            <w:r>
+              <w:t xml:space="preserve">interrupt_before halts the graph before the SIU-routing node; a human calls update_state() to inject a decision, then the graph resumes</w:t>
             </w:r>
           </w:p>
         </w:tc>
@@ -537,33 +786,85 @@
         <w:spacing w:after="80"/>
       </w:pPr>
       <w:r>
-        <w:t xml:space="preserve">Replace mock fraud rules with a trained model or LLM-based reasoning over claim narratives</w:t>
-      </w:r>
-    </w:p>
-    <w:p>
-      <w:pPr>
-        <w:pStyle w:val="ListParagraph"/>
-        <w:numPr>
-          <w:ilvl w:val="0"/>
-          <w:numId w:val="2"/>
-        </w:numPr>
-        <w:spacing w:after="80"/>
-      </w:pPr>
-      <w:r>
-        <w:t xml:space="preserve">Stand up a real Pinecone index seeded with historical confirmed-fraud embeddings</w:t>
-      </w:r>
-    </w:p>
-    <w:p>
-      <w:pPr>
-        <w:pStyle w:val="ListParagraph"/>
-        <w:numPr>
-          <w:ilvl w:val="0"/>
-          <w:numId w:val="2"/>
-        </w:numPr>
-        <w:spacing w:after="80"/>
-      </w:pPr>
-      <w:r>
-        <w:t xml:space="preserve">Build a minimal investigator review UI backed by graph.get_state() across all pending thread_ids</w:t>
+        <w:t xml:space="preserve">Calibrate the confidence-gate thresholds (auto-approve, auto-reject, and the minimum-similarity requirement for auto-reject) against real labeled claims data rather than illustrative starting values</w:t>
+      </w:r>
+    </w:p>
+    <w:p>
+      <w:pPr>
+        <w:pStyle w:val="ListParagraph"/>
+        <w:numPr>
+          <w:ilvl w:val="0"/>
+          <w:numId w:val="2"/>
+        </w:numPr>
+        <w:spacing w:after="80"/>
+      </w:pPr>
+      <w:r>
+        <w:t xml:space="preserve">Replace the mock rule-based/similarity fraud signals with a trained model, and expand the guideline corpus beyond a handful of mock CMS-style rules to real, current billing policy</w:t>
+      </w:r>
+    </w:p>
+    <w:p>
+      <w:pPr>
+        <w:pStyle w:val="ListParagraph"/>
+        <w:numPr>
+          <w:ilvl w:val="0"/>
+          <w:numId w:val="2"/>
+        </w:numPr>
+        <w:spacing w:after="80"/>
+      </w:pPr>
+      <w:r>
+        <w:t xml:space="preserve">Stand up a real Pinecone index and a production BM25/keyword index seeded with historical confirmed-FWA embeddings and case text</w:t>
+      </w:r>
+    </w:p>
+    <w:p>
+      <w:pPr>
+        <w:pStyle w:val="ListParagraph"/>
+        <w:numPr>
+          <w:ilvl w:val="0"/>
+          <w:numId w:val="2"/>
+        </w:numPr>
+        <w:spacing w:after="80"/>
+      </w:pPr>
+      <w:r>
+        <w:t xml:space="preserve">Track circuit-breaker failures across claims and time, not just within a single claim's run, to detect a genuinely down dependency faster</w:t>
+      </w:r>
+    </w:p>
+    <w:p>
+      <w:pPr>
+        <w:pStyle w:val="ListParagraph"/>
+        <w:numPr>
+          <w:ilvl w:val="0"/>
+          <w:numId w:val="2"/>
+        </w:numPr>
+        <w:spacing w:after="80"/>
+      </w:pPr>
+      <w:r>
+        <w:t xml:space="preserve">Externalize and version the LLM prompt so it can be A/B tested and updated without a code deployment</w:t>
+      </w:r>
+    </w:p>
+    <w:p>
+      <w:pPr>
+        <w:pStyle w:val="ListParagraph"/>
+        <w:numPr>
+          <w:ilvl w:val="0"/>
+          <w:numId w:val="2"/>
+        </w:numPr>
+        <w:spacing w:after="80"/>
+      </w:pPr>
+      <w:r>
+        <w:t xml:space="preserve">Add a lightweight evaluation loop (RAGAS-style context precision / faithfulness / relevancy scoring) on a sample of production decisions</w:t>
+      </w:r>
+    </w:p>
+    <w:p>
+      <w:pPr>
+        <w:pStyle w:val="ListParagraph"/>
+        <w:numPr>
+          <w:ilvl w:val="0"/>
+          <w:numId w:val="2"/>
+        </w:numPr>
+        <w:spacing w:after="80"/>
+      </w:pPr>
+      <w:r>
+        <w:t xml:space="preserve">Build a minimal SIU review UI backed by graph.get_state() across all pending thread_ids</w:t>
       </w:r>
     </w:p>
     <w:p>
@@ -589,20 +890,20 @@
         <w:spacing w:after="80"/>
       </w:pPr>
       <w:r>
-        <w:t xml:space="preserve">Move from SQLite to a production-grade checkpointer (e.g. Postgres) for concurrent multi-claim throughput</w:t>
-      </w:r>
-    </w:p>
-    <w:p>
-      <w:pPr>
-        <w:pStyle w:val="ListParagraph"/>
-        <w:numPr>
-          <w:ilvl w:val="0"/>
-          <w:numId w:val="2"/>
-        </w:numPr>
-        <w:spacing w:after="80"/>
-      </w:pPr>
-      <w:r>
-        <w:t xml:space="preserve">Add authentication, PII handling review, and audit-log export as part of a security/compliance pass</w:t>
+        <w:t xml:space="preserve">Move from SQLite to production-grade checkpoint and cache stores (e.g. Postgres) for concurrent multi-claim throughput</w:t>
+      </w:r>
+    </w:p>
+    <w:p>
+      <w:pPr>
+        <w:pStyle w:val="ListParagraph"/>
+        <w:numPr>
+          <w:ilvl w:val="0"/>
+          <w:numId w:val="2"/>
+        </w:numPr>
+        <w:spacing w:after="80"/>
+      </w:pPr>
+      <w:r>
+        <w:t xml:space="preserve">Add authentication, PHI handling review, signed BAAs with vendors, and audit-log export as part of a security/compliance pass</w:t>
       </w:r>
     </w:p>
     <w:sectPr>
